--- a/Reports/AAlab2.docx
+++ b/Reports/AAlab2.docx
@@ -487,7 +487,7 @@
         </w:rPr>
         <w:fldChar w:fldCharType="separate"/>
       </w:r>
-      <w:hyperlink w:anchor="_Toc224798392" w:history="1">
+      <w:hyperlink w:anchor="_Toc225253391" w:history="1">
         <w:r>
           <w:rPr>
             <w:rStyle w:val="Hyperlink"/>
@@ -514,7 +514,7 @@
             <w:noProof/>
             <w:webHidden/>
           </w:rPr>
-          <w:instrText xml:space="preserve"> PAGEREF _Toc224798392 \h </w:instrText>
+          <w:instrText xml:space="preserve"> PAGEREF _Toc225253391 \h </w:instrText>
         </w:r>
         <w:r>
           <w:rPr>
@@ -559,7 +559,7 @@
           <w:szCs w:val="24"/>
         </w:rPr>
       </w:pPr>
-      <w:hyperlink w:anchor="_Toc224798393" w:history="1">
+      <w:hyperlink w:anchor="_Toc225253392" w:history="1">
         <w:r>
           <w:rPr>
             <w:rStyle w:val="Hyperlink"/>
@@ -587,7 +587,7 @@
             <w:noProof/>
             <w:webHidden/>
           </w:rPr>
-          <w:instrText xml:space="preserve"> PAGEREF _Toc224798393 \h </w:instrText>
+          <w:instrText xml:space="preserve"> PAGEREF _Toc225253392 \h </w:instrText>
         </w:r>
         <w:r>
           <w:rPr>
@@ -632,7 +632,7 @@
           <w:szCs w:val="24"/>
         </w:rPr>
       </w:pPr>
-      <w:hyperlink w:anchor="_Toc224798394" w:history="1">
+      <w:hyperlink w:anchor="_Toc225253393" w:history="1">
         <w:r>
           <w:rPr>
             <w:rStyle w:val="Hyperlink"/>
@@ -660,7 +660,7 @@
             <w:noProof/>
             <w:webHidden/>
           </w:rPr>
-          <w:instrText xml:space="preserve"> PAGEREF _Toc224798394 \h </w:instrText>
+          <w:instrText xml:space="preserve"> PAGEREF _Toc225253393 \h </w:instrText>
         </w:r>
         <w:r>
           <w:rPr>
@@ -705,14 +705,14 @@
           <w:szCs w:val="24"/>
         </w:rPr>
       </w:pPr>
-      <w:hyperlink w:anchor="_Toc224798395" w:history="1">
+      <w:hyperlink w:anchor="_Toc225253394" w:history="1">
         <w:r>
           <w:rPr>
             <w:rStyle w:val="Hyperlink"/>
             <w:rFonts w:cs="Times New Roman"/>
             <w:noProof/>
           </w:rPr>
-          <w:t>1 Implement the algorithms listed above in a programming language</w:t>
+          <w:t>Theoretical Notes</w:t>
         </w:r>
         <w:r>
           <w:rPr>
@@ -733,7 +733,7 @@
             <w:noProof/>
             <w:webHidden/>
           </w:rPr>
-          <w:instrText xml:space="preserve"> PAGEREF _Toc224798395 \h </w:instrText>
+          <w:instrText xml:space="preserve"> PAGEREF _Toc225253394 \h </w:instrText>
         </w:r>
         <w:r>
           <w:rPr>
@@ -761,6 +761,27 @@
             <w:webHidden/>
           </w:rPr>
           <w:fldChar w:fldCharType="end"/>
+        </w:r>
+      </w:hyperlink>
+    </w:p>
+    <w:p>
+      <w:pPr>
+        <w:rPr>
+          <w:rFonts w:asciiTheme="minorHAnsi" w:eastAsiaTheme="minorEastAsia" w:hAnsiTheme="minorHAnsi"/>
+          <w:b/>
+          <w:bCs/>
+          <w:caps/>
+          <w:noProof/>
+          <w:sz w:val="24"/>
+        </w:rPr>
+      </w:pPr>
+      <w:hyperlink w:anchor="_Toc225253395" w:history="1">
+        <w:r>
+          <w:rPr>
+            <w:rStyle w:val="Hyperlink"/>
+            <w:noProof/>
+          </w:rPr>
+          <w:t>IMPLEMENTATION</w:t>
         </w:r>
       </w:hyperlink>
     </w:p>
@@ -778,14 +799,13 @@
           <w:szCs w:val="24"/>
         </w:rPr>
       </w:pPr>
-      <w:hyperlink w:anchor="_Toc224798396" w:history="1">
+      <w:hyperlink w:anchor="_Toc225253396" w:history="1">
         <w:r>
           <w:rPr>
             <w:rStyle w:val="Hyperlink"/>
-            <w:rFonts w:cs="Times New Roman"/>
-            <w:noProof/>
-          </w:rPr>
-          <w:t>2 Establish the properties of the input data against which the analysis is performed</w:t>
+            <w:noProof/>
+          </w:rPr>
+          <w:t>Quick Sort:</w:t>
         </w:r>
         <w:r>
           <w:rPr>
@@ -806,7 +826,7 @@
             <w:noProof/>
             <w:webHidden/>
           </w:rPr>
-          <w:instrText xml:space="preserve"> PAGEREF _Toc224798396 \h </w:instrText>
+          <w:instrText xml:space="preserve"> PAGEREF _Toc225253396 \h </w:instrText>
         </w:r>
         <w:r>
           <w:rPr>
@@ -826,7 +846,7 @@
             <w:noProof/>
             <w:webHidden/>
           </w:rPr>
-          <w:t>3</w:t>
+          <w:t>4</w:t>
         </w:r>
         <w:r>
           <w:rPr>
@@ -851,14 +871,13 @@
           <w:szCs w:val="24"/>
         </w:rPr>
       </w:pPr>
-      <w:hyperlink w:anchor="_Toc224798397" w:history="1">
+      <w:hyperlink w:anchor="_Toc225253397" w:history="1">
         <w:r>
           <w:rPr>
             <w:rStyle w:val="Hyperlink"/>
-            <w:rFonts w:cs="Times New Roman"/>
-            <w:noProof/>
-          </w:rPr>
-          <w:t>3 Choose metrics for comparing algorithms</w:t>
+            <w:noProof/>
+          </w:rPr>
+          <w:t>Merge Sort:</w:t>
         </w:r>
         <w:r>
           <w:rPr>
@@ -879,7 +898,7 @@
             <w:noProof/>
             <w:webHidden/>
           </w:rPr>
-          <w:instrText xml:space="preserve"> PAGEREF _Toc224798397 \h </w:instrText>
+          <w:instrText xml:space="preserve"> PAGEREF _Toc225253397 \h </w:instrText>
         </w:r>
         <w:r>
           <w:rPr>
@@ -899,7 +918,7 @@
             <w:noProof/>
             <w:webHidden/>
           </w:rPr>
-          <w:t>3</w:t>
+          <w:t>6</w:t>
         </w:r>
         <w:r>
           <w:rPr>
@@ -924,14 +943,13 @@
           <w:szCs w:val="24"/>
         </w:rPr>
       </w:pPr>
-      <w:hyperlink w:anchor="_Toc224798398" w:history="1">
+      <w:hyperlink w:anchor="_Toc225253398" w:history="1">
         <w:r>
           <w:rPr>
             <w:rStyle w:val="Hyperlink"/>
-            <w:rFonts w:cs="Times New Roman"/>
-            <w:noProof/>
-          </w:rPr>
-          <w:t>4 Perform empirical analysis of the proposed algorithms</w:t>
+            <w:noProof/>
+          </w:rPr>
+          <w:t>HeapSort:</w:t>
         </w:r>
         <w:r>
           <w:rPr>
@@ -952,7 +970,7 @@
             <w:noProof/>
             <w:webHidden/>
           </w:rPr>
-          <w:instrText xml:space="preserve"> PAGEREF _Toc224798398 \h </w:instrText>
+          <w:instrText xml:space="preserve"> PAGEREF _Toc225253398 \h </w:instrText>
         </w:r>
         <w:r>
           <w:rPr>
@@ -972,7 +990,7 @@
             <w:noProof/>
             <w:webHidden/>
           </w:rPr>
-          <w:t>3</w:t>
+          <w:t>8</w:t>
         </w:r>
         <w:r>
           <w:rPr>
@@ -997,14 +1015,13 @@
           <w:szCs w:val="24"/>
         </w:rPr>
       </w:pPr>
-      <w:hyperlink w:anchor="_Toc224798399" w:history="1">
+      <w:hyperlink w:anchor="_Toc225253399" w:history="1">
         <w:r>
           <w:rPr>
             <w:rStyle w:val="Hyperlink"/>
-            <w:rFonts w:cs="Times New Roman"/>
-            <w:noProof/>
-          </w:rPr>
-          <w:t>5 Make a graphical presentation of the data obtained</w:t>
+            <w:noProof/>
+          </w:rPr>
+          <w:t>ShellSort:</w:t>
         </w:r>
         <w:r>
           <w:rPr>
@@ -1025,7 +1042,7 @@
             <w:noProof/>
             <w:webHidden/>
           </w:rPr>
-          <w:instrText xml:space="preserve"> PAGEREF _Toc224798399 \h </w:instrText>
+          <w:instrText xml:space="preserve"> PAGEREF _Toc225253399 \h </w:instrText>
         </w:r>
         <w:r>
           <w:rPr>
@@ -1045,369 +1062,7 @@
             <w:noProof/>
             <w:webHidden/>
           </w:rPr>
-          <w:t>3</w:t>
-        </w:r>
-        <w:r>
-          <w:rPr>
-            <w:noProof/>
-            <w:webHidden/>
-          </w:rPr>
-          <w:fldChar w:fldCharType="end"/>
-        </w:r>
-      </w:hyperlink>
-    </w:p>
-    <w:p>
-      <w:pPr>
-        <w:pStyle w:val="TOC2"/>
-        <w:tabs>
-          <w:tab w:val="right" w:leader="dot" w:pos="9350"/>
-        </w:tabs>
-        <w:rPr>
-          <w:rFonts w:asciiTheme="minorHAnsi" w:eastAsiaTheme="minorEastAsia" w:hAnsiTheme="minorHAnsi" w:cstheme="minorBidi"/>
-          <w:smallCaps w:val="0"/>
-          <w:noProof/>
-          <w:sz w:val="24"/>
-          <w:szCs w:val="24"/>
-        </w:rPr>
-      </w:pPr>
-      <w:hyperlink w:anchor="_Toc224798400" w:history="1">
-        <w:r>
-          <w:rPr>
-            <w:rStyle w:val="Hyperlink"/>
-            <w:rFonts w:cs="Times New Roman"/>
-            <w:noProof/>
-          </w:rPr>
-          <w:t>6 Make a conclusion on the work done.</w:t>
-        </w:r>
-        <w:r>
-          <w:rPr>
-            <w:noProof/>
-            <w:webHidden/>
-          </w:rPr>
-          <w:tab/>
-        </w:r>
-        <w:r>
-          <w:rPr>
-            <w:noProof/>
-            <w:webHidden/>
-          </w:rPr>
-          <w:fldChar w:fldCharType="begin"/>
-        </w:r>
-        <w:r>
-          <w:rPr>
-            <w:noProof/>
-            <w:webHidden/>
-          </w:rPr>
-          <w:instrText xml:space="preserve"> PAGEREF _Toc224798400 \h </w:instrText>
-        </w:r>
-        <w:r>
-          <w:rPr>
-            <w:noProof/>
-            <w:webHidden/>
-          </w:rPr>
-        </w:r>
-        <w:r>
-          <w:rPr>
-            <w:noProof/>
-            <w:webHidden/>
-          </w:rPr>
-          <w:fldChar w:fldCharType="separate"/>
-        </w:r>
-        <w:r>
-          <w:rPr>
-            <w:noProof/>
-            <w:webHidden/>
-          </w:rPr>
-          <w:t>3</w:t>
-        </w:r>
-        <w:r>
-          <w:rPr>
-            <w:noProof/>
-            <w:webHidden/>
-          </w:rPr>
-          <w:fldChar w:fldCharType="end"/>
-        </w:r>
-      </w:hyperlink>
-    </w:p>
-    <w:p>
-      <w:pPr>
-        <w:pStyle w:val="TOC2"/>
-        <w:tabs>
-          <w:tab w:val="right" w:leader="dot" w:pos="9350"/>
-        </w:tabs>
-        <w:rPr>
-          <w:rFonts w:asciiTheme="minorHAnsi" w:eastAsiaTheme="minorEastAsia" w:hAnsiTheme="minorHAnsi" w:cstheme="minorBidi"/>
-          <w:smallCaps w:val="0"/>
-          <w:noProof/>
-          <w:sz w:val="24"/>
-          <w:szCs w:val="24"/>
-        </w:rPr>
-      </w:pPr>
-      <w:hyperlink w:anchor="_Toc224798401" w:history="1">
-        <w:r>
-          <w:rPr>
-            <w:rStyle w:val="Hyperlink"/>
-            <w:rFonts w:cs="Times New Roman"/>
-            <w:noProof/>
-          </w:rPr>
-          <w:t>Theoretical Notes</w:t>
-        </w:r>
-        <w:r>
-          <w:rPr>
-            <w:noProof/>
-            <w:webHidden/>
-          </w:rPr>
-          <w:tab/>
-        </w:r>
-        <w:r>
-          <w:rPr>
-            <w:noProof/>
-            <w:webHidden/>
-          </w:rPr>
-          <w:fldChar w:fldCharType="begin"/>
-        </w:r>
-        <w:r>
-          <w:rPr>
-            <w:noProof/>
-            <w:webHidden/>
-          </w:rPr>
-          <w:instrText xml:space="preserve"> PAGEREF _Toc224798401 \h </w:instrText>
-        </w:r>
-        <w:r>
-          <w:rPr>
-            <w:noProof/>
-            <w:webHidden/>
-          </w:rPr>
-        </w:r>
-        <w:r>
-          <w:rPr>
-            <w:noProof/>
-            <w:webHidden/>
-          </w:rPr>
-          <w:fldChar w:fldCharType="separate"/>
-        </w:r>
-        <w:r>
-          <w:rPr>
-            <w:noProof/>
-            <w:webHidden/>
-          </w:rPr>
-          <w:t>3</w:t>
-        </w:r>
-        <w:r>
-          <w:rPr>
-            <w:noProof/>
-            <w:webHidden/>
-          </w:rPr>
-          <w:fldChar w:fldCharType="end"/>
-        </w:r>
-      </w:hyperlink>
-    </w:p>
-    <w:p>
-      <w:pPr>
-        <w:pStyle w:val="TOC2"/>
-        <w:tabs>
-          <w:tab w:val="right" w:leader="dot" w:pos="9350"/>
-        </w:tabs>
-        <w:rPr>
-          <w:rFonts w:asciiTheme="minorHAnsi" w:eastAsiaTheme="minorEastAsia" w:hAnsiTheme="minorHAnsi" w:cstheme="minorBidi"/>
-          <w:smallCaps w:val="0"/>
-          <w:noProof/>
-          <w:sz w:val="24"/>
-          <w:szCs w:val="24"/>
-        </w:rPr>
-      </w:pPr>
-      <w:hyperlink w:anchor="_Toc224798402" w:history="1">
-        <w:r>
-          <w:rPr>
-            <w:rStyle w:val="Hyperlink"/>
-            <w:noProof/>
-          </w:rPr>
-          <w:t>Introduction:</w:t>
-        </w:r>
-        <w:r>
-          <w:rPr>
-            <w:noProof/>
-            <w:webHidden/>
-          </w:rPr>
-          <w:tab/>
-        </w:r>
-        <w:r>
-          <w:rPr>
-            <w:noProof/>
-            <w:webHidden/>
-          </w:rPr>
-          <w:fldChar w:fldCharType="begin"/>
-        </w:r>
-        <w:r>
-          <w:rPr>
-            <w:noProof/>
-            <w:webHidden/>
-          </w:rPr>
-          <w:instrText xml:space="preserve"> PAGEREF _Toc224798402 \h </w:instrText>
-        </w:r>
-        <w:r>
-          <w:rPr>
-            <w:noProof/>
-            <w:webHidden/>
-          </w:rPr>
-        </w:r>
-        <w:r>
-          <w:rPr>
-            <w:noProof/>
-            <w:webHidden/>
-          </w:rPr>
-          <w:fldChar w:fldCharType="separate"/>
-        </w:r>
-        <w:r>
-          <w:rPr>
-            <w:noProof/>
-            <w:webHidden/>
-          </w:rPr>
-          <w:t>4</w:t>
-        </w:r>
-        <w:r>
-          <w:rPr>
-            <w:noProof/>
-            <w:webHidden/>
-          </w:rPr>
-          <w:fldChar w:fldCharType="end"/>
-        </w:r>
-      </w:hyperlink>
-    </w:p>
-    <w:p>
-      <w:pPr>
-        <w:pStyle w:val="TOC2"/>
-        <w:tabs>
-          <w:tab w:val="right" w:leader="dot" w:pos="9350"/>
-        </w:tabs>
-        <w:rPr>
-          <w:rFonts w:asciiTheme="minorHAnsi" w:eastAsiaTheme="minorEastAsia" w:hAnsiTheme="minorHAnsi" w:cstheme="minorBidi"/>
-          <w:smallCaps w:val="0"/>
-          <w:noProof/>
-          <w:sz w:val="24"/>
-          <w:szCs w:val="24"/>
-        </w:rPr>
-      </w:pPr>
-      <w:hyperlink w:anchor="_Toc224798403" w:history="1">
-        <w:r>
-          <w:rPr>
-            <w:rStyle w:val="Hyperlink"/>
-            <w:noProof/>
-          </w:rPr>
-          <w:t>Comparison Metric:</w:t>
-        </w:r>
-        <w:r>
-          <w:rPr>
-            <w:noProof/>
-            <w:webHidden/>
-          </w:rPr>
-          <w:tab/>
-        </w:r>
-        <w:r>
-          <w:rPr>
-            <w:noProof/>
-            <w:webHidden/>
-          </w:rPr>
-          <w:fldChar w:fldCharType="begin"/>
-        </w:r>
-        <w:r>
-          <w:rPr>
-            <w:noProof/>
-            <w:webHidden/>
-          </w:rPr>
-          <w:instrText xml:space="preserve"> PAGEREF _Toc224798403 \h </w:instrText>
-        </w:r>
-        <w:r>
-          <w:rPr>
-            <w:noProof/>
-            <w:webHidden/>
-          </w:rPr>
-        </w:r>
-        <w:r>
-          <w:rPr>
-            <w:noProof/>
-            <w:webHidden/>
-          </w:rPr>
-          <w:fldChar w:fldCharType="separate"/>
-        </w:r>
-        <w:r>
-          <w:rPr>
-            <w:noProof/>
-            <w:webHidden/>
-          </w:rPr>
-          <w:t>4</w:t>
-        </w:r>
-        <w:r>
-          <w:rPr>
-            <w:noProof/>
-            <w:webHidden/>
-          </w:rPr>
-          <w:fldChar w:fldCharType="end"/>
-        </w:r>
-      </w:hyperlink>
-    </w:p>
-    <w:p>
-      <w:pPr>
-        <w:pStyle w:val="TOC2"/>
-        <w:tabs>
-          <w:tab w:val="right" w:leader="dot" w:pos="9350"/>
-        </w:tabs>
-        <w:rPr>
-          <w:rFonts w:asciiTheme="minorHAnsi" w:eastAsiaTheme="minorEastAsia" w:hAnsiTheme="minorHAnsi" w:cstheme="minorBidi"/>
-          <w:smallCaps w:val="0"/>
-          <w:noProof/>
-          <w:sz w:val="24"/>
-          <w:szCs w:val="24"/>
-        </w:rPr>
-      </w:pPr>
-      <w:hyperlink w:anchor="_Toc224798404" w:history="1">
-        <w:r>
-          <w:rPr>
-            <w:rStyle w:val="Hyperlink"/>
-            <w:noProof/>
-          </w:rPr>
-          <w:t>Input Format:</w:t>
-        </w:r>
-        <w:r>
-          <w:rPr>
-            <w:noProof/>
-            <w:webHidden/>
-          </w:rPr>
-          <w:tab/>
-        </w:r>
-        <w:r>
-          <w:rPr>
-            <w:noProof/>
-            <w:webHidden/>
-          </w:rPr>
-          <w:fldChar w:fldCharType="begin"/>
-        </w:r>
-        <w:r>
-          <w:rPr>
-            <w:noProof/>
-            <w:webHidden/>
-          </w:rPr>
-          <w:instrText xml:space="preserve"> PAGEREF _Toc224798404 \h </w:instrText>
-        </w:r>
-        <w:r>
-          <w:rPr>
-            <w:noProof/>
-            <w:webHidden/>
-          </w:rPr>
-        </w:r>
-        <w:r>
-          <w:rPr>
-            <w:noProof/>
-            <w:webHidden/>
-          </w:rPr>
-          <w:fldChar w:fldCharType="separate"/>
-        </w:r>
-        <w:r>
-          <w:rPr>
-            <w:noProof/>
-            <w:webHidden/>
-          </w:rPr>
-          <w:t>4</w:t>
+          <w:t>11</w:t>
         </w:r>
         <w:r>
           <w:rPr>
@@ -1431,13 +1086,13 @@
           <w:szCs w:val="24"/>
         </w:rPr>
       </w:pPr>
-      <w:hyperlink w:anchor="_Toc224798405" w:history="1">
+      <w:hyperlink w:anchor="_Toc225253400" w:history="1">
         <w:r>
           <w:rPr>
             <w:rStyle w:val="Hyperlink"/>
             <w:noProof/>
           </w:rPr>
-          <w:t>IMPLEMENTATION</w:t>
+          <w:t>CONCLUSION</w:t>
         </w:r>
         <w:r>
           <w:rPr>
@@ -1458,7 +1113,7 @@
             <w:noProof/>
             <w:webHidden/>
           </w:rPr>
-          <w:instrText xml:space="preserve"> PAGEREF _Toc224798405 \h </w:instrText>
+          <w:instrText xml:space="preserve"> PAGEREF _Toc225253400 \h </w:instrText>
         </w:r>
         <w:r>
           <w:rPr>
@@ -1478,151 +1133,7 @@
             <w:noProof/>
             <w:webHidden/>
           </w:rPr>
-          <w:t>5</w:t>
-        </w:r>
-        <w:r>
-          <w:rPr>
-            <w:noProof/>
-            <w:webHidden/>
-          </w:rPr>
-          <w:fldChar w:fldCharType="end"/>
-        </w:r>
-      </w:hyperlink>
-    </w:p>
-    <w:p>
-      <w:pPr>
-        <w:pStyle w:val="TOC2"/>
-        <w:tabs>
-          <w:tab w:val="right" w:leader="dot" w:pos="9350"/>
-        </w:tabs>
-        <w:rPr>
-          <w:rFonts w:asciiTheme="minorHAnsi" w:eastAsiaTheme="minorEastAsia" w:hAnsiTheme="minorHAnsi" w:cstheme="minorBidi"/>
-          <w:smallCaps w:val="0"/>
-          <w:noProof/>
-          <w:sz w:val="24"/>
-          <w:szCs w:val="24"/>
-        </w:rPr>
-      </w:pPr>
-      <w:hyperlink w:anchor="_Toc224798406" w:history="1">
-        <w:r>
-          <w:rPr>
-            <w:rStyle w:val="Hyperlink"/>
-            <w:noProof/>
-          </w:rPr>
-          <w:t>Recursive Method:</w:t>
-        </w:r>
-        <w:r>
-          <w:rPr>
-            <w:noProof/>
-            <w:webHidden/>
-          </w:rPr>
-          <w:tab/>
-        </w:r>
-        <w:r>
-          <w:rPr>
-            <w:noProof/>
-            <w:webHidden/>
-          </w:rPr>
-          <w:fldChar w:fldCharType="begin"/>
-        </w:r>
-        <w:r>
-          <w:rPr>
-            <w:noProof/>
-            <w:webHidden/>
-          </w:rPr>
-          <w:instrText xml:space="preserve"> PAGEREF _Toc224798406 \h </w:instrText>
-        </w:r>
-        <w:r>
-          <w:rPr>
-            <w:noProof/>
-            <w:webHidden/>
-          </w:rPr>
-        </w:r>
-        <w:r>
-          <w:rPr>
-            <w:noProof/>
-            <w:webHidden/>
-          </w:rPr>
-          <w:fldChar w:fldCharType="separate"/>
-        </w:r>
-        <w:r>
-          <w:rPr>
-            <w:noProof/>
-            <w:webHidden/>
-          </w:rPr>
-          <w:t>5</w:t>
-        </w:r>
-        <w:r>
-          <w:rPr>
-            <w:noProof/>
-            <w:webHidden/>
-          </w:rPr>
-          <w:fldChar w:fldCharType="end"/>
-        </w:r>
-      </w:hyperlink>
-    </w:p>
-    <w:p>
-      <w:pPr>
-        <w:pStyle w:val="TOC2"/>
-        <w:tabs>
-          <w:tab w:val="right" w:leader="dot" w:pos="9350"/>
-        </w:tabs>
-        <w:rPr>
-          <w:rFonts w:asciiTheme="minorHAnsi" w:eastAsiaTheme="minorEastAsia" w:hAnsiTheme="minorHAnsi" w:cstheme="minorBidi"/>
-          <w:smallCaps w:val="0"/>
-          <w:noProof/>
-          <w:sz w:val="24"/>
-          <w:szCs w:val="24"/>
-        </w:rPr>
-      </w:pPr>
-      <w:hyperlink w:anchor="_Toc224798407" w:history="1">
-        <w:r>
-          <w:rPr>
-            <w:rStyle w:val="Hyperlink"/>
-            <w:noProof/>
-          </w:rPr>
-          <w:t>Dynamic Programming Method:</w:t>
-        </w:r>
-        <w:r>
-          <w:rPr>
-            <w:noProof/>
-            <w:webHidden/>
-          </w:rPr>
-          <w:tab/>
-        </w:r>
-        <w:r>
-          <w:rPr>
-            <w:noProof/>
-            <w:webHidden/>
-          </w:rPr>
-          <w:fldChar w:fldCharType="begin"/>
-        </w:r>
-        <w:r>
-          <w:rPr>
-            <w:noProof/>
-            <w:webHidden/>
-          </w:rPr>
-          <w:instrText xml:space="preserve"> PAGEREF _Toc224798407 \h </w:instrText>
-        </w:r>
-        <w:r>
-          <w:rPr>
-            <w:noProof/>
-            <w:webHidden/>
-          </w:rPr>
-        </w:r>
-        <w:r>
-          <w:rPr>
-            <w:noProof/>
-            <w:webHidden/>
-          </w:rPr>
-          <w:fldChar w:fldCharType="separate"/>
-        </w:r>
-        <w:r>
-          <w:rPr>
-            <w:noProof/>
-            <w:webHidden/>
-          </w:rPr>
-          <w:t>7</w:t>
+          <w:t>13</w:t>
         </w:r>
         <w:r>
           <w:rPr>
@@ -1646,13 +1157,13 @@
           <w:szCs w:val="24"/>
         </w:rPr>
       </w:pPr>
-      <w:hyperlink w:anchor="_Toc224798408" w:history="1">
+      <w:hyperlink w:anchor="_Toc225253401" w:history="1">
         <w:r>
           <w:rPr>
             <w:rStyle w:val="Hyperlink"/>
             <w:noProof/>
           </w:rPr>
-          <w:t>CONCLUSION</w:t>
+          <w:t>References</w:t>
         </w:r>
         <w:r>
           <w:rPr>
@@ -1673,7 +1184,7 @@
             <w:noProof/>
             <w:webHidden/>
           </w:rPr>
-          <w:instrText xml:space="preserve"> PAGEREF _Toc224798408 \h </w:instrText>
+          <w:instrText xml:space="preserve"> PAGEREF _Toc225253401 \h </w:instrText>
         </w:r>
         <w:r>
           <w:rPr>
@@ -1754,7 +1265,7 @@
           <w:noProof/>
         </w:rPr>
       </w:pPr>
-      <w:bookmarkStart w:id="0" w:name="_Toc224798392"/>
+      <w:bookmarkStart w:id="0" w:name="_Toc225253391"/>
       <w:r>
         <w:rPr>
           <w:noProof/>
@@ -1773,7 +1284,7 @@
           <w:noProof/>
         </w:rPr>
       </w:pPr>
-      <w:bookmarkStart w:id="1" w:name="_Toc224798393"/>
+      <w:bookmarkStart w:id="1" w:name="_Toc225253392"/>
       <w:r>
         <w:rPr>
           <w:rFonts w:cs="Times New Roman"/>
@@ -1822,7 +1333,7 @@
           <w:noProof/>
         </w:rPr>
       </w:pPr>
-      <w:bookmarkStart w:id="2" w:name="_Toc224798394"/>
+      <w:bookmarkStart w:id="2" w:name="_Toc225253393"/>
       <w:r>
         <w:rPr>
           <w:rFonts w:cs="Times New Roman"/>
@@ -1831,175 +1342,115 @@
         <w:t>Tasks:</w:t>
       </w:r>
       <w:bookmarkEnd w:id="2"/>
+    </w:p>
+    <w:p>
+      <w:pPr>
+        <w:ind w:left="720"/>
+        <w:rPr>
+          <w:b/>
+          <w:noProof/>
+        </w:rPr>
+      </w:pPr>
+      <w:r>
+        <w:rPr>
+          <w:noProof/>
+        </w:rPr>
+        <w:t>1 Implement the algorithms listed above in a programming language</w:t>
+      </w:r>
+    </w:p>
+    <w:p>
+      <w:pPr>
+        <w:ind w:left="720"/>
+        <w:rPr>
+          <w:b/>
+          <w:noProof/>
+        </w:rPr>
+      </w:pPr>
+      <w:r>
+        <w:rPr>
+          <w:noProof/>
+        </w:rPr>
+        <w:t>2 Establish the properties of the input data against which the analysis is performed</w:t>
+      </w:r>
+    </w:p>
+    <w:p>
+      <w:pPr>
+        <w:ind w:left="720"/>
+        <w:rPr>
+          <w:b/>
+          <w:noProof/>
+        </w:rPr>
+      </w:pPr>
+      <w:r>
+        <w:rPr>
+          <w:noProof/>
+        </w:rPr>
+        <w:t>3 Choose metrics for comparing algorithms</w:t>
+      </w:r>
+    </w:p>
+    <w:p>
+      <w:pPr>
+        <w:ind w:left="720"/>
+        <w:rPr>
+          <w:b/>
+          <w:noProof/>
+        </w:rPr>
+      </w:pPr>
+      <w:r>
+        <w:rPr>
+          <w:noProof/>
+        </w:rPr>
+        <w:t>4 Perform empirical analysis of the proposed algorithms</w:t>
+      </w:r>
+    </w:p>
+    <w:p>
+      <w:pPr>
+        <w:ind w:left="720"/>
+        <w:rPr>
+          <w:b/>
+          <w:noProof/>
+        </w:rPr>
+      </w:pPr>
+      <w:r>
+        <w:rPr>
+          <w:noProof/>
+        </w:rPr>
+        <w:t>5 Make a graphical presentation of the data obtained</w:t>
+      </w:r>
+    </w:p>
+    <w:p>
+      <w:pPr>
+        <w:ind w:left="720"/>
+        <w:rPr>
+          <w:b/>
+          <w:noProof/>
+        </w:rPr>
+      </w:pPr>
+      <w:r>
+        <w:rPr>
+          <w:noProof/>
+        </w:rPr>
+        <w:t>6 Make a conclusion on the work done.</w:t>
+      </w:r>
     </w:p>
     <w:p>
       <w:pPr>
         <w:pStyle w:val="Heading2"/>
         <w:ind w:left="720"/>
         <w:rPr>
-          <w:rFonts w:eastAsiaTheme="minorHAnsi" w:cs="Times New Roman"/>
-          <w:b w:val="0"/>
-          <w:noProof/>
-          <w:color w:val="auto"/>
-          <w:szCs w:val="22"/>
-        </w:rPr>
-      </w:pPr>
-      <w:bookmarkStart w:id="3" w:name="_Toc224798395"/>
-      <w:r>
-        <w:rPr>
-          <w:rFonts w:eastAsiaTheme="minorHAnsi" w:cs="Times New Roman"/>
-          <w:b w:val="0"/>
-          <w:noProof/>
-          <w:color w:val="auto"/>
-          <w:szCs w:val="22"/>
-        </w:rPr>
-        <w:t>1 Implement the algorithms listed above in a programming language</w:t>
+          <w:rFonts w:cs="Times New Roman"/>
+          <w:noProof/>
+        </w:rPr>
+      </w:pPr>
+      <w:bookmarkStart w:id="3" w:name="_Toc225253394"/>
+      <w:r>
+        <w:rPr>
+          <w:rFonts w:cs="Times New Roman"/>
+          <w:noProof/>
+        </w:rPr>
+        <w:t>Theoretical Notes</w:t>
       </w:r>
       <w:bookmarkEnd w:id="3"/>
-    </w:p>
-    <w:p>
-      <w:pPr>
-        <w:pStyle w:val="Heading2"/>
-        <w:ind w:left="720"/>
-        <w:rPr>
-          <w:rFonts w:eastAsiaTheme="minorHAnsi" w:cs="Times New Roman"/>
-          <w:b w:val="0"/>
-          <w:noProof/>
-          <w:color w:val="auto"/>
-          <w:szCs w:val="22"/>
-        </w:rPr>
-      </w:pPr>
-      <w:bookmarkStart w:id="4" w:name="_Toc224798396"/>
-      <w:r>
-        <w:rPr>
-          <w:rFonts w:eastAsiaTheme="minorHAnsi" w:cs="Times New Roman"/>
-          <w:b w:val="0"/>
-          <w:noProof/>
-          <w:color w:val="auto"/>
-          <w:szCs w:val="22"/>
-        </w:rPr>
-        <w:t>2 Establish the properties of the input data against which the analysis is performed</w:t>
-      </w:r>
-      <w:bookmarkEnd w:id="4"/>
-    </w:p>
-    <w:p>
-      <w:pPr>
-        <w:pStyle w:val="Heading2"/>
-        <w:ind w:left="720"/>
-        <w:rPr>
-          <w:rFonts w:eastAsiaTheme="minorHAnsi" w:cs="Times New Roman"/>
-          <w:b w:val="0"/>
-          <w:noProof/>
-          <w:color w:val="auto"/>
-          <w:szCs w:val="22"/>
-        </w:rPr>
-      </w:pPr>
-      <w:bookmarkStart w:id="5" w:name="_Toc224798397"/>
-      <w:r>
-        <w:rPr>
-          <w:rFonts w:eastAsiaTheme="minorHAnsi" w:cs="Times New Roman"/>
-          <w:b w:val="0"/>
-          <w:noProof/>
-          <w:color w:val="auto"/>
-          <w:szCs w:val="22"/>
-        </w:rPr>
-        <w:t>3 Choose metrics for comparing algorithms</w:t>
-      </w:r>
-      <w:bookmarkEnd w:id="5"/>
-    </w:p>
-    <w:p>
-      <w:pPr>
-        <w:pStyle w:val="Heading2"/>
-        <w:ind w:left="720"/>
-        <w:rPr>
-          <w:rFonts w:eastAsiaTheme="minorHAnsi" w:cs="Times New Roman"/>
-          <w:b w:val="0"/>
-          <w:noProof/>
-          <w:color w:val="auto"/>
-          <w:szCs w:val="22"/>
-        </w:rPr>
-      </w:pPr>
-      <w:bookmarkStart w:id="6" w:name="_Toc224798398"/>
-      <w:r>
-        <w:rPr>
-          <w:rFonts w:eastAsiaTheme="minorHAnsi" w:cs="Times New Roman"/>
-          <w:b w:val="0"/>
-          <w:noProof/>
-          <w:color w:val="auto"/>
-          <w:szCs w:val="22"/>
-        </w:rPr>
-        <w:t>4 Perform empirical analysis of the proposed algorithms</w:t>
-      </w:r>
-      <w:bookmarkEnd w:id="6"/>
-    </w:p>
-    <w:p>
-      <w:pPr>
-        <w:pStyle w:val="Heading2"/>
-        <w:ind w:left="720"/>
-        <w:rPr>
-          <w:rFonts w:eastAsiaTheme="minorHAnsi" w:cs="Times New Roman"/>
-          <w:b w:val="0"/>
-          <w:noProof/>
-          <w:color w:val="auto"/>
-          <w:szCs w:val="22"/>
-        </w:rPr>
-      </w:pPr>
-      <w:bookmarkStart w:id="7" w:name="_Toc224798399"/>
-      <w:r>
-        <w:rPr>
-          <w:rFonts w:eastAsiaTheme="minorHAnsi" w:cs="Times New Roman"/>
-          <w:b w:val="0"/>
-          <w:noProof/>
-          <w:color w:val="auto"/>
-          <w:szCs w:val="22"/>
-        </w:rPr>
-        <w:t>5 Make a graphical presentation of the data obtained</w:t>
-      </w:r>
-      <w:bookmarkEnd w:id="7"/>
-    </w:p>
-    <w:p>
-      <w:pPr>
-        <w:pStyle w:val="Heading2"/>
-        <w:ind w:left="720"/>
-        <w:rPr>
-          <w:rFonts w:eastAsiaTheme="minorHAnsi" w:cs="Times New Roman"/>
-          <w:b w:val="0"/>
-          <w:noProof/>
-          <w:color w:val="auto"/>
-          <w:szCs w:val="22"/>
-        </w:rPr>
-      </w:pPr>
-      <w:bookmarkStart w:id="8" w:name="_Toc224798400"/>
-      <w:r>
-        <w:rPr>
-          <w:rFonts w:eastAsiaTheme="minorHAnsi" w:cs="Times New Roman"/>
-          <w:b w:val="0"/>
-          <w:noProof/>
-          <w:color w:val="auto"/>
-          <w:szCs w:val="22"/>
-        </w:rPr>
-        <w:t>6 Make a conclusion on the work done.</w:t>
-      </w:r>
-      <w:bookmarkEnd w:id="8"/>
-    </w:p>
-    <w:p>
-      <w:pPr>
-        <w:pStyle w:val="Heading2"/>
-        <w:ind w:left="720"/>
-        <w:rPr>
-          <w:rFonts w:cs="Times New Roman"/>
-          <w:noProof/>
-        </w:rPr>
-      </w:pPr>
-      <w:bookmarkStart w:id="9" w:name="_Toc224798401"/>
-      <w:r>
-        <w:rPr>
-          <w:rFonts w:cs="Times New Roman"/>
-          <w:noProof/>
-        </w:rPr>
-        <w:t>Theoretical Notes</w:t>
-      </w:r>
-      <w:bookmarkEnd w:id="9"/>
     </w:p>
     <w:p>
       <w:pPr>
@@ -2408,315 +1859,68 @@
           <w:noProof/>
           <w:szCs w:val="22"/>
         </w:rPr>
+        <w:t>of the analysis, either synthetic quantities (mean, standard deviation, etc.) are calculated or a graph with</w:t>
+      </w:r>
+      <w:r>
+        <w:rPr>
+          <w:rFonts w:cs="Times New Roman"/>
+          <w:noProof/>
+          <w:szCs w:val="22"/>
+        </w:rPr>
+        <w:t xml:space="preserve"> </w:t>
+      </w:r>
+      <w:r>
+        <w:rPr>
+          <w:rFonts w:cs="Times New Roman"/>
+          <w:noProof/>
+          <w:szCs w:val="22"/>
+        </w:rPr>
+        <w:t>appropriate pairs of points (i.e. problem size, efficiency measure) is plotted</w:t>
+      </w:r>
+      <w:r>
+        <w:rPr>
+          <w:rFonts w:cs="Times New Roman"/>
+          <w:noProof/>
+          <w:szCs w:val="22"/>
+        </w:rPr>
+        <w:t>.</w:t>
+      </w:r>
+    </w:p>
+    <w:p>
+      <w:pPr>
+        <w:spacing w:after="160"/>
+        <w:rPr>
+          <w:rFonts w:cs="Times New Roman"/>
+          <w:noProof/>
+          <w:szCs w:val="22"/>
+        </w:rPr>
+      </w:pPr>
+    </w:p>
+    <w:p>
+      <w:pPr>
+        <w:pStyle w:val="Heading1"/>
+        <w:rPr>
+          <w:noProof/>
+        </w:rPr>
+      </w:pPr>
+      <w:bookmarkStart w:id="4" w:name="_Toc225253395"/>
+      <w:r>
+        <w:rPr>
+          <w:noProof/>
+        </w:rPr>
         <w:lastRenderedPageBreak/>
-        <w:t>of the analysis, either synthetic quantities (mean, standard deviation, etc.) are calculated or a graph with</w:t>
-      </w:r>
-      <w:r>
-        <w:rPr>
-          <w:rFonts w:cs="Times New Roman"/>
-          <w:noProof/>
-          <w:szCs w:val="22"/>
-        </w:rPr>
-        <w:t xml:space="preserve"> </w:t>
-      </w:r>
-      <w:r>
-        <w:rPr>
-          <w:rFonts w:cs="Times New Roman"/>
-          <w:noProof/>
-          <w:szCs w:val="22"/>
-        </w:rPr>
-        <w:t>appropriate pairs of points (i.e. problem size, efficiency measure) is plotted</w:t>
-      </w:r>
-      <w:r>
-        <w:rPr>
-          <w:rFonts w:cs="Times New Roman"/>
-          <w:noProof/>
-          <w:szCs w:val="22"/>
-        </w:rPr>
-        <w:t>.</w:t>
-      </w:r>
-    </w:p>
-    <w:p>
-      <w:pPr>
-        <w:spacing w:line="360" w:lineRule="auto"/>
-        <w:rPr>
-          <w:rFonts w:cs="Times New Roman"/>
-          <w:noProof/>
-          <w:szCs w:val="22"/>
-        </w:rPr>
-      </w:pPr>
+        <w:t>IMPLEMENTATION</w:t>
+      </w:r>
+      <w:bookmarkEnd w:id="4"/>
     </w:p>
     <w:p>
       <w:pPr>
         <w:pStyle w:val="Heading2"/>
-        <w:ind w:left="720"/>
-        <w:rPr>
-          <w:noProof/>
-        </w:rPr>
-      </w:pPr>
-      <w:bookmarkStart w:id="10" w:name="_Toc224798402"/>
-      <w:r>
-        <w:rPr>
-          <w:noProof/>
-        </w:rPr>
-        <w:t>Introduction:</w:t>
-      </w:r>
-      <w:bookmarkEnd w:id="10"/>
-    </w:p>
-    <w:p>
-      <w:pPr>
-        <w:spacing w:line="360" w:lineRule="auto"/>
-        <w:ind w:firstLine="720"/>
-        <w:rPr>
-          <w:rFonts w:cs="Times New Roman"/>
-          <w:noProof/>
-          <w:szCs w:val="22"/>
-        </w:rPr>
-      </w:pPr>
-      <w:r>
-        <w:rPr>
-          <w:rFonts w:cs="Times New Roman"/>
-          <w:noProof/>
-          <w:szCs w:val="22"/>
-        </w:rPr>
-        <w:t>The Fibonacci sequence is the series of numbers where each number is the sum of the two preceding numbers. For example: 0, 1, 1, 2, 3, 5, 8, 13, 21, 34, 55, 89, 144, 233, 377, 610, … Mathematically we can describe this as: xn= xn-1 + xn-2.</w:t>
-      </w:r>
-    </w:p>
-    <w:p>
-      <w:pPr>
-        <w:spacing w:line="360" w:lineRule="auto"/>
-        <w:ind w:firstLine="720"/>
-        <w:rPr>
-          <w:rFonts w:cs="Times New Roman"/>
-          <w:noProof/>
-          <w:szCs w:val="22"/>
-        </w:rPr>
-      </w:pPr>
-      <w:r>
-        <w:rPr>
-          <w:rFonts w:cs="Times New Roman"/>
-          <w:noProof/>
-          <w:szCs w:val="22"/>
-        </w:rPr>
-        <w:t>Many sources claim this sequence was first discovered or "invented" by Leonardo Fibonacci. The Italian mathematician, who was born around A.D. 1170, was initially known as Leonardo of Pisa. In the 19th century, historians came up with the nickname Fibonacci (roughly meaning "son of the Bonacci clan") to distinguish the mathematician from another famous Leonardo of Pisa.</w:t>
-      </w:r>
-    </w:p>
-    <w:p>
-      <w:pPr>
-        <w:spacing w:line="360" w:lineRule="auto"/>
-        <w:rPr>
-          <w:rFonts w:cs="Times New Roman"/>
-          <w:noProof/>
-          <w:szCs w:val="22"/>
-        </w:rPr>
-      </w:pPr>
-      <w:r>
-        <w:rPr>
-          <w:rFonts w:cs="Times New Roman"/>
-          <w:noProof/>
-          <w:szCs w:val="22"/>
-        </w:rPr>
-        <w:t>There are others who say he did not. Keith Devlin, the author of Finding Fibonacci: The Quest to Rediscover the Forgotten Mathematical Genius Who Changed the World, says there are ancient Sanskrit texts that use the Hindu-Arabic numeral system - predating Leonardo of Pisa by centuries.</w:t>
-      </w:r>
-    </w:p>
-    <w:p>
-      <w:pPr>
-        <w:spacing w:line="360" w:lineRule="auto"/>
-        <w:rPr>
-          <w:rFonts w:cs="Times New Roman"/>
-          <w:noProof/>
-          <w:szCs w:val="22"/>
-        </w:rPr>
-      </w:pPr>
-      <w:r>
-        <w:rPr>
-          <w:rFonts w:cs="Times New Roman"/>
-          <w:noProof/>
-          <w:szCs w:val="22"/>
-        </w:rPr>
-        <w:t>But, in 1202 Leonardo of Pisa published a mathematical text, Liber Abaci. It was a “cookbook” written for tradespeople on how to do calculations. The text laid out the Hindu-Arabic arithmetic useful for tracking profits, losses, remaining loan balances, etc, introducing the Fibonacci sequence to the Western world.</w:t>
-      </w:r>
-    </w:p>
-    <w:p>
-      <w:pPr>
-        <w:spacing w:line="360" w:lineRule="auto"/>
-        <w:ind w:firstLine="720"/>
-        <w:rPr>
-          <w:rFonts w:cs="Times New Roman"/>
-          <w:noProof/>
-          <w:szCs w:val="22"/>
-        </w:rPr>
-      </w:pPr>
-      <w:r>
-        <w:rPr>
-          <w:rFonts w:cs="Times New Roman"/>
-          <w:noProof/>
-          <w:szCs w:val="22"/>
-        </w:rPr>
-        <w:t xml:space="preserve">Traditionally, the sequence was determined just by adding two predecessors to obtain a new number, however, with the evolution of computer science and algorithmics, several distinct methods for determination have been uncovered. The methods can be grouped in 4 categories, Recursive Methods, Dynamic Programming Methods, Matrix Power Methods, and Benet Formula Methods. All those can be implemented naively or with a certain degree of optimization, that boosts their performance during analysis. </w:t>
-      </w:r>
-    </w:p>
-    <w:p>
-      <w:pPr>
-        <w:spacing w:line="360" w:lineRule="auto"/>
-        <w:ind w:firstLine="720"/>
-        <w:rPr>
-          <w:rFonts w:cs="Times New Roman"/>
-          <w:noProof/>
-          <w:szCs w:val="22"/>
-        </w:rPr>
-      </w:pPr>
-      <w:r>
-        <w:rPr>
-          <w:rFonts w:cs="Times New Roman"/>
-          <w:noProof/>
-          <w:szCs w:val="22"/>
-        </w:rPr>
-        <w:t xml:space="preserve">As mentioned previously, the performance of an algorithm can be analyzed mathematically (derived through mathematical reasoning) or empirically (based on experimental observations). </w:t>
-      </w:r>
-    </w:p>
-    <w:p>
-      <w:pPr>
-        <w:spacing w:line="360" w:lineRule="auto"/>
-        <w:ind w:firstLine="720"/>
-        <w:rPr>
-          <w:rFonts w:cs="Times New Roman"/>
-          <w:noProof/>
-          <w:szCs w:val="22"/>
-        </w:rPr>
-      </w:pPr>
-      <w:r>
-        <w:rPr>
-          <w:rFonts w:cs="Times New Roman"/>
-          <w:noProof/>
-          <w:szCs w:val="22"/>
-        </w:rPr>
-        <w:t>Within this laboratory, we will be analyzing the 4 naïve algorithms empirically.</w:t>
-      </w:r>
-    </w:p>
-    <w:p>
-      <w:pPr>
-        <w:pStyle w:val="Heading2"/>
-        <w:ind w:left="720"/>
-        <w:rPr>
-          <w:noProof/>
-        </w:rPr>
-      </w:pPr>
-      <w:bookmarkStart w:id="11" w:name="_Toc224798403"/>
-      <w:r>
-        <w:rPr>
-          <w:noProof/>
-        </w:rPr>
-        <w:t>Comparison Metric:</w:t>
-      </w:r>
-      <w:bookmarkEnd w:id="11"/>
-    </w:p>
-    <w:p>
-      <w:pPr>
-        <w:ind w:firstLine="720"/>
-        <w:rPr>
-          <w:noProof/>
-        </w:rPr>
-      </w:pPr>
-      <w:r>
-        <w:rPr>
-          <w:noProof/>
-        </w:rPr>
-        <w:t>The comparison metric for this laboratory work will be considered the time of execution of each</w:t>
-      </w:r>
-    </w:p>
-    <w:p>
-      <w:pPr>
-        <w:rPr>
-          <w:noProof/>
-        </w:rPr>
-      </w:pPr>
-      <w:r>
-        <w:rPr>
-          <w:noProof/>
-        </w:rPr>
-        <w:t>algorithm (T(n))</w:t>
-      </w:r>
-    </w:p>
-    <w:p>
-      <w:pPr>
-        <w:pStyle w:val="Heading2"/>
-        <w:ind w:left="720"/>
-        <w:rPr>
-          <w:noProof/>
-        </w:rPr>
-      </w:pPr>
-      <w:bookmarkStart w:id="12" w:name="_Toc224798404"/>
-      <w:r>
-        <w:rPr>
-          <w:noProof/>
-        </w:rPr>
-        <w:t>Input Format:</w:t>
-      </w:r>
-      <w:bookmarkEnd w:id="12"/>
-    </w:p>
-    <w:p>
-      <w:pPr>
-        <w:spacing w:line="360" w:lineRule="auto"/>
-        <w:ind w:firstLine="720"/>
-        <w:rPr>
-          <w:rFonts w:cs="Times New Roman"/>
-          <w:noProof/>
-          <w:szCs w:val="22"/>
-        </w:rPr>
-      </w:pPr>
-      <w:r>
-        <w:rPr>
-          <w:rFonts w:cs="Times New Roman"/>
-          <w:noProof/>
-          <w:szCs w:val="22"/>
-        </w:rPr>
-        <w:t xml:space="preserve">As input, each algorithm will receive two series of numbers that will contain the order of the Fibonacci terms being looked up. The first series will have a more limited scope, (5, 7, 10, 12, 15, 17, 20, </w:t>
-      </w:r>
-      <w:r>
-        <w:rPr>
-          <w:rFonts w:cs="Times New Roman"/>
-          <w:noProof/>
-          <w:szCs w:val="22"/>
-        </w:rPr>
-        <w:lastRenderedPageBreak/>
-        <w:t>22, 25, 27, 30, 32, 35, 37, 40, 42, 45), to accommodate the recursive method, while the second series will have a bigger scope to be able to compare the other algorithms between themselves (501, 631, 794, 1000, 1259, 1585, 1995, 2512, 3162, 3981, 5012, 6310, 7943, 10000, 12589, 15849).</w:t>
-      </w:r>
-    </w:p>
-    <w:p>
-      <w:pPr>
-        <w:spacing w:after="160"/>
-        <w:rPr>
-          <w:rFonts w:cs="Times New Roman"/>
-          <w:noProof/>
-          <w:szCs w:val="22"/>
-        </w:rPr>
-      </w:pPr>
-    </w:p>
-    <w:p>
-      <w:pPr>
-        <w:pStyle w:val="Heading1"/>
-        <w:rPr>
-          <w:noProof/>
-        </w:rPr>
-      </w:pPr>
-      <w:bookmarkStart w:id="13" w:name="_Toc224798405"/>
-      <w:r>
-        <w:rPr>
-          <w:noProof/>
-        </w:rPr>
-        <w:t>IMPLEMENTATION</w:t>
-      </w:r>
-      <w:bookmarkEnd w:id="13"/>
-    </w:p>
-    <w:p>
-      <w:pPr>
-        <w:pStyle w:val="Heading2"/>
-        <w:rPr>
-          <w:noProof/>
-        </w:rPr>
-      </w:pPr>
-      <w:bookmarkStart w:id="14" w:name="_Toc224798406"/>
+        <w:rPr>
+          <w:noProof/>
+        </w:rPr>
+      </w:pPr>
+      <w:bookmarkStart w:id="5" w:name="_Toc225253396"/>
       <w:r>
         <w:rPr>
           <w:noProof/>
@@ -2729,7 +1933,7 @@
         </w:rPr>
         <w:t>:</w:t>
       </w:r>
-      <w:bookmarkEnd w:id="14"/>
+      <w:bookmarkEnd w:id="5"/>
     </w:p>
     <w:p>
       <w:pPr>
@@ -3433,7 +2637,6 @@
           <w:noProof/>
         </w:rPr>
       </w:pPr>
-      <w:bookmarkStart w:id="15" w:name="_Toc224798407"/>
       <w:r>
         <w:rPr>
           <w:noProof/>
@@ -3461,6 +2664,7 @@
           <w:noProof/>
         </w:rPr>
       </w:pPr>
+      <w:bookmarkStart w:id="6" w:name="_Toc225253397"/>
       <w:r>
         <w:rPr>
           <w:noProof/>
@@ -3473,7 +2677,7 @@
         </w:rPr>
         <w:t>:</w:t>
       </w:r>
-      <w:bookmarkEnd w:id="15"/>
+      <w:bookmarkEnd w:id="6"/>
     </w:p>
     <w:p>
       <w:pPr>
@@ -4287,6 +3491,7 @@
           <w:noProof/>
         </w:rPr>
       </w:pPr>
+      <w:bookmarkStart w:id="7" w:name="_Toc225253398"/>
       <w:r>
         <w:rPr>
           <w:noProof/>
@@ -4299,6 +3504,7 @@
         </w:rPr>
         <w:t>:</w:t>
       </w:r>
+      <w:bookmarkEnd w:id="7"/>
     </w:p>
     <w:p>
       <w:pPr>
@@ -5132,6 +4338,7 @@
           <w:noProof/>
         </w:rPr>
       </w:pPr>
+      <w:bookmarkStart w:id="8" w:name="_Toc225253399"/>
       <w:r>
         <w:rPr>
           <w:noProof/>
@@ -5145,6 +4352,7 @@
         </w:rPr>
         <w:t>:</w:t>
       </w:r>
+      <w:bookmarkEnd w:id="8"/>
     </w:p>
     <w:p>
       <w:pPr>
@@ -5947,7 +5155,7 @@
           <w:noProof/>
         </w:rPr>
       </w:pPr>
-      <w:bookmarkStart w:id="16" w:name="_Toc224798408"/>
+      <w:bookmarkStart w:id="9" w:name="_Toc225253400"/>
       <w:r>
         <w:rPr>
           <w:noProof/>
@@ -5955,7 +5163,7 @@
         <w:lastRenderedPageBreak/>
         <w:t>CONCLUSION</w:t>
       </w:r>
-      <w:bookmarkEnd w:id="16"/>
+      <w:bookmarkEnd w:id="9"/>
     </w:p>
     <w:p>
       <w:pPr>
@@ -6034,6 +5242,7 @@
           <w:noProof/>
         </w:rPr>
       </w:pPr>
+      <w:bookmarkStart w:id="10" w:name="_Toc225253401"/>
       <w:r>
         <w:rPr>
           <w:noProof/>
@@ -6041,6 +5250,7 @@
         <w:lastRenderedPageBreak/>
         <w:t>References</w:t>
       </w:r>
+      <w:bookmarkEnd w:id="10"/>
     </w:p>
     <w:p>
       <w:pPr>
@@ -7528,6 +6738,7 @@
   <w:style w:type="character" w:default="1" w:styleId="DefaultParagraphFont">
     <w:name w:val="Default Paragraph Font"/>
     <w:uiPriority w:val="1"/>
+    <w:semiHidden/>
     <w:unhideWhenUsed/>
   </w:style>
   <w:style w:type="table" w:default="1" w:styleId="TableNormal">
